--- a/Kasib/Kasib_Cassim_CV_Stanford.docx
+++ b/Kasib/Kasib_Cassim_CV_Stanford.docx
@@ -56,7 +56,7 @@
         </w:rPr>
         <w:t xml:space="preserve">   |   </w:t>
       </w:r>
-      <w:hyperlink w:history="1" r:id="rId87hvy8j68fnsstchudbby">
+      <w:hyperlink w:history="1" r:id="rIdc4dj-jzr47bagxrgw7ymj">
         <w:r>
           <w:rPr>
             <w:rFonts w:ascii="Cambria" w:cs="Cambria" w:eastAsia="Cambria" w:hAnsi="Cambria"/>
@@ -92,7 +92,7 @@
       <w:pPr>
         <w:spacing w:after="40"/>
       </w:pPr>
-      <w:hyperlink w:history="1" r:id="rIdlusiq1molazojadg7vecj">
+      <w:hyperlink w:history="1" r:id="rIdnsh_con7udpjt7m8qttzl">
         <w:r>
           <w:rPr>
             <w:rFonts w:ascii="Cambria" w:cs="Cambria" w:eastAsia="Cambria" w:hAnsi="Cambria"/>
@@ -242,83 +242,83 @@
           <w:sz w:val="20"/>
           <w:szCs w:val="20"/>
         </w:rPr>
-        <w:t xml:space="preserve">Lead UAE market entry for Axsona, an AI platform that tests AI agents, products and messaging on synthetic populations of AI personas before launch.</w:t>
-      </w:r>
-    </w:p>
-    <w:p>
-      <w:pPr>
-        <w:pStyle w:val="ListParagraph"/>
-        <w:numPr>
-          <w:ilvl w:val="0"/>
-          <w:numId w:val="2"/>
-        </w:numPr>
-        <w:spacing w:after="15" w:line="240"/>
-      </w:pPr>
-      <w:r>
-        <w:rPr>
-          <w:rFonts w:ascii="Cambria" w:cs="Cambria" w:eastAsia="Cambria" w:hAnsi="Cambria"/>
-          <w:color w:val="222222"/>
-          <w:sz w:val="20"/>
-          <w:szCs w:val="20"/>
-        </w:rPr>
-        <w:t xml:space="preserve">Generated 7 qualified enterprise and partner leads in one week at Ai Everything Abu Dhabi, including a national telecom group and a global SaaS vendor, at VP and C-level.</w:t>
-      </w:r>
-    </w:p>
-    <w:p>
-      <w:pPr>
-        <w:pStyle w:val="ListParagraph"/>
-        <w:numPr>
-          <w:ilvl w:val="0"/>
-          <w:numId w:val="2"/>
-        </w:numPr>
-        <w:spacing w:after="15" w:line="240"/>
-      </w:pPr>
-      <w:r>
-        <w:rPr>
-          <w:rFonts w:ascii="Cambria" w:cs="Cambria" w:eastAsia="Cambria" w:hAnsi="Cambria"/>
-          <w:color w:val="222222"/>
-          <w:sz w:val="20"/>
-          <w:szCs w:val="20"/>
-        </w:rPr>
-        <w:t xml:space="preserve">Wrote 7 account-specific partnership proposals and outreach sequences, mapping use cases to each buyer’s priorities (AI agent trust, campaign pre-testing, regulatory impact, user adoption).</w:t>
-      </w:r>
-    </w:p>
-    <w:p>
-      <w:pPr>
-        <w:pStyle w:val="ListParagraph"/>
-        <w:numPr>
-          <w:ilvl w:val="0"/>
-          <w:numId w:val="2"/>
-        </w:numPr>
-        <w:spacing w:after="15" w:line="240"/>
-      </w:pPr>
-      <w:r>
-        <w:rPr>
-          <w:rFonts w:ascii="Cambria" w:cs="Cambria" w:eastAsia="Cambria" w:hAnsi="Cambria"/>
-          <w:color w:val="222222"/>
-          <w:sz w:val="20"/>
-          <w:szCs w:val="20"/>
-        </w:rPr>
-        <w:t xml:space="preserve">Designed the regional outbound playbook: a three-lane LinkedIn strategy (partners, direct buyers, warm network) across ~70 target accounts in banking, telecom, fintech, aviation, retail and real estate.</w:t>
-      </w:r>
-    </w:p>
-    <w:p>
-      <w:pPr>
-        <w:pStyle w:val="ListParagraph"/>
-        <w:numPr>
-          <w:ilvl w:val="0"/>
-          <w:numId w:val="2"/>
-        </w:numPr>
-        <w:spacing w:after="15" w:line="240"/>
-      </w:pPr>
-      <w:r>
-        <w:rPr>
-          <w:rFonts w:ascii="Cambria" w:cs="Cambria" w:eastAsia="Cambria" w:hAnsi="Cambria"/>
-          <w:color w:val="222222"/>
-          <w:sz w:val="20"/>
-          <w:szCs w:val="20"/>
-        </w:rPr>
-        <w:t xml:space="preserve">Built sales enablement (pitch openers, objection handling, answer cards) and aligned positioning with leadership and the data science team.</w:t>
+        <w:t xml:space="preserve">Lead Axsona’s end-to-end market entry into the UAE and wider Middle East, from ICP and segment prioritisation to positioning, partner model and pipeline targets.</w:t>
+      </w:r>
+    </w:p>
+    <w:p>
+      <w:pPr>
+        <w:pStyle w:val="ListParagraph"/>
+        <w:numPr>
+          <w:ilvl w:val="0"/>
+          <w:numId w:val="2"/>
+        </w:numPr>
+        <w:spacing w:after="15" w:line="240"/>
+      </w:pPr>
+      <w:r>
+        <w:rPr>
+          <w:rFonts w:ascii="Cambria" w:cs="Cambria" w:eastAsia="Cambria" w:hAnsi="Cambria"/>
+          <w:color w:val="222222"/>
+          <w:sz w:val="20"/>
+          <w:szCs w:val="20"/>
+        </w:rPr>
+        <w:t xml:space="preserve">Building an AI-automated GTM engine (account research, lead enrichment, personalised multi-channel outreach and CRM updates) so a lean team can run outbound across several segments at once.</w:t>
+      </w:r>
+    </w:p>
+    <w:p>
+      <w:pPr>
+        <w:pStyle w:val="ListParagraph"/>
+        <w:numPr>
+          <w:ilvl w:val="0"/>
+          <w:numId w:val="2"/>
+        </w:numPr>
+        <w:spacing w:after="15" w:line="240"/>
+      </w:pPr>
+      <w:r>
+        <w:rPr>
+          <w:rFonts w:ascii="Cambria" w:cs="Cambria" w:eastAsia="Cambria" w:hAnsi="Cambria"/>
+          <w:color w:val="222222"/>
+          <w:sz w:val="20"/>
+          <w:szCs w:val="20"/>
+        </w:rPr>
+        <w:t xml:space="preserve">Developing a two-track route to market: direct enterprise sales into banking, telecom, fintech, retail and real estate, plus a partner channel of agencies, consultancies and AI implementers.</w:t>
+      </w:r>
+    </w:p>
+    <w:p>
+      <w:pPr>
+        <w:pStyle w:val="ListParagraph"/>
+        <w:numPr>
+          <w:ilvl w:val="0"/>
+          <w:numId w:val="2"/>
+        </w:numPr>
+        <w:spacing w:after="15" w:line="240"/>
+      </w:pPr>
+      <w:r>
+        <w:rPr>
+          <w:rFonts w:ascii="Cambria" w:cs="Cambria" w:eastAsia="Cambria" w:hAnsi="Cambria"/>
+          <w:color w:val="222222"/>
+          <w:sz w:val="20"/>
+          <w:szCs w:val="20"/>
+        </w:rPr>
+        <w:t xml:space="preserve">Turning buyer conversations and regional industry events into account-specific proposals, sales collateral and team enablement.</w:t>
+      </w:r>
+    </w:p>
+    <w:p>
+      <w:pPr>
+        <w:pStyle w:val="ListParagraph"/>
+        <w:numPr>
+          <w:ilvl w:val="0"/>
+          <w:numId w:val="2"/>
+        </w:numPr>
+        <w:spacing w:after="15" w:line="240"/>
+      </w:pPr>
+      <w:r>
+        <w:rPr>
+          <w:rFonts w:ascii="Cambria" w:cs="Cambria" w:eastAsia="Cambria" w:hAnsi="Cambria"/>
+          <w:color w:val="222222"/>
+          <w:sz w:val="20"/>
+          <w:szCs w:val="20"/>
+        </w:rPr>
+        <w:t xml:space="preserve">Setting up the regional sales operating rhythm (pipeline stages, weekly activity targets, leadership reporting) to move from first pilots to repeatable revenue.</w:t>
       </w:r>
     </w:p>
     <w:p>
@@ -881,16 +881,16 @@
           <w:sz w:val="20"/>
           <w:szCs w:val="20"/>
         </w:rPr>
-        <w:t xml:space="preserve">AI &amp; Automation: </w:t>
-      </w:r>
-      <w:r>
-        <w:rPr>
-          <w:rFonts w:ascii="Cambria" w:cs="Cambria" w:eastAsia="Cambria" w:hAnsi="Cambria"/>
-          <w:color w:val="222222"/>
-          <w:sz w:val="20"/>
-          <w:szCs w:val="20"/>
-        </w:rPr>
-        <w:t xml:space="preserve">AI agents, generative AI (Claude, Gemini), synthetic audience testing, sales process automation, Slack and Jira integrations</w:t>
+        <w:t xml:space="preserve">AI &amp; GTM Engineering: </w:t>
+      </w:r>
+      <w:r>
+        <w:rPr>
+          <w:rFonts w:ascii="Cambria" w:cs="Cambria" w:eastAsia="Cambria" w:hAnsi="Cambria"/>
+          <w:color w:val="222222"/>
+          <w:sz w:val="20"/>
+          <w:szCs w:val="20"/>
+        </w:rPr>
+        <w:t xml:space="preserve">GTM engineering, outbound and sales process automation, lead enrichment, AI agents, generative AI (Claude, Gemini), Slack and Jira integrations</w:t>
       </w:r>
     </w:p>
     <w:p>

--- a/Kasib/Kasib_Cassim_CV_Stanford.docx
+++ b/Kasib/Kasib_Cassim_CV_Stanford.docx
@@ -56,7 +56,7 @@
         </w:rPr>
         <w:t xml:space="preserve">   |   </w:t>
       </w:r>
-      <w:hyperlink w:history="1" r:id="rIdc4dj-jzr47bagxrgw7ymj">
+      <w:hyperlink w:history="1" r:id="rIdrwv4j-g_wxoffuthhuule">
         <w:r>
           <w:rPr>
             <w:rFonts w:ascii="Cambria" w:cs="Cambria" w:eastAsia="Cambria" w:hAnsi="Cambria"/>
@@ -85,14 +85,14 @@
           <w:highlight w:val="yellow"/>
           <w:highlightCs w:val="yellow"/>
         </w:rPr>
-        <w:t xml:space="preserve">+971 XX XXX XXXX</w:t>
+        <w:t xml:space="preserve">+971 56 406 165</w:t>
       </w:r>
     </w:p>
     <w:p>
       <w:pPr>
         <w:spacing w:after="40"/>
       </w:pPr>
-      <w:hyperlink w:history="1" r:id="rIdnsh_con7udpjt7m8qttzl">
+      <w:hyperlink w:history="1" r:id="rIdomfev6_qlzprfp9kjgb-b">
         <w:r>
           <w:rPr>
             <w:rFonts w:ascii="Cambria" w:cs="Cambria" w:eastAsia="Cambria" w:hAnsi="Cambria"/>
@@ -103,6 +103,42 @@
           <w:t xml:space="preserve">linkedin.com/in/mohamed-kasib-farhan-cassim-7b2a4222b</w:t>
         </w:r>
       </w:hyperlink>
+      <w:r>
+        <w:rPr>
+          <w:rFonts w:ascii="Cambria" w:cs="Cambria" w:eastAsia="Cambria" w:hAnsi="Cambria"/>
+          <w:color w:val="222222"/>
+          <w:sz w:val="20"/>
+          <w:szCs w:val="20"/>
+        </w:rPr>
+        <w:t xml:space="preserve">   |   </w:t>
+      </w:r>
+      <w:r>
+        <w:rPr>
+          <w:rFonts w:ascii="Cambria" w:cs="Cambria" w:eastAsia="Cambria" w:hAnsi="Cambria"/>
+          <w:color w:val="222222"/>
+          <w:sz w:val="20"/>
+          <w:szCs w:val="20"/>
+        </w:rPr>
+        <w:t xml:space="preserve">Own visa (no sponsorship needed)</w:t>
+      </w:r>
+      <w:r>
+        <w:rPr>
+          <w:rFonts w:ascii="Cambria" w:cs="Cambria" w:eastAsia="Cambria" w:hAnsi="Cambria"/>
+          <w:color w:val="222222"/>
+          <w:sz w:val="20"/>
+          <w:szCs w:val="20"/>
+        </w:rPr>
+        <w:t xml:space="preserve">   |   </w:t>
+      </w:r>
+      <w:r>
+        <w:rPr>
+          <w:rFonts w:ascii="Cambria" w:cs="Cambria" w:eastAsia="Cambria" w:hAnsi="Cambria"/>
+          <w:color w:val="222222"/>
+          <w:sz w:val="20"/>
+          <w:szCs w:val="20"/>
+        </w:rPr>
+        <w:t xml:space="preserve">Driving licence</w:t>
+      </w:r>
     </w:p>
     <w:p>
       <w:pPr>
@@ -139,7 +175,7 @@
           <w:sz w:val="20"/>
           <w:szCs w:val="20"/>
         </w:rPr>
-        <w:t xml:space="preserve">AI go-to-market lead with B2B sales and business development experience across the Middle East and Southeast Asia. Built a MYR 6.2M+ qualified pipeline from 100+ enterprise accounts and now leads UAE market entry for Axsona, an AI platform that tests products and AI agents on synthetic populations before launch. Builds AI automations that make sales teams faster. MBA (CGPA 3.62); fluent in English, Hindi, Tamil and Urdu.</w:t>
+        <w:t xml:space="preserve">Business development and sales professional for AI and B2B SaaS, with full-cycle experience across the Middle East and Southeast Asia. Built a MYR 6.2M+ qualified pipeline from 100+ enterprise accounts, ran demos and RFPs through to close, and now leads UAE market entry for Axsona, an AI platform that tests products and AI agents on synthetic populations before launch. Uses AI automation to sell faster. MBA (CGPA 3.62); fluent in English, Hindi, Tamil and Urdu.</w:t>
       </w:r>
     </w:p>
     <w:p>
@@ -398,7 +434,7 @@
           <w:sz w:val="20"/>
           <w:szCs w:val="20"/>
         </w:rPr>
-        <w:t xml:space="preserve">Owned the full sales cycle, building a MYR 6.2M+ (≈ USD 1.4M) qualified pipeline from 100+ high-profile enterprise accounts, from cold outreach to close.</w:t>
+        <w:t xml:space="preserve">Owned the full B2B SaaS sales cycle, building a MYR 6.2M+ (≈ USD 1.4M) qualified pipeline from 100+ high-profile enterprise accounts, from cold outreach to close.</w:t>
       </w:r>
     </w:p>
     <w:p>
@@ -436,45 +472,26 @@
           <w:sz w:val="20"/>
           <w:szCs w:val="20"/>
         </w:rPr>
-        <w:t xml:space="preserve">Automated the sales process with AI from prospecting to close; personally built an internal billing system and an AI help-desk agent (Slack + Jira).</w:t>
-      </w:r>
-    </w:p>
-    <w:p>
-      <w:pPr>
-        <w:pStyle w:val="ListParagraph"/>
-        <w:numPr>
-          <w:ilvl w:val="0"/>
-          <w:numId w:val="2"/>
-        </w:numPr>
-        <w:spacing w:after="15" w:line="240"/>
-      </w:pPr>
-      <w:r>
-        <w:rPr>
-          <w:rFonts w:ascii="Cambria" w:cs="Cambria" w:eastAsia="Cambria" w:hAnsi="Cambria"/>
-          <w:color w:val="222222"/>
-          <w:sz w:val="20"/>
-          <w:szCs w:val="20"/>
-        </w:rPr>
-        <w:t xml:space="preserve">Drove sustainability enablement for 800+ SMEs, building greener value chains with the SFIA, GHB and GVC programmes.</w:t>
-      </w:r>
-    </w:p>
-    <w:p>
-      <w:pPr>
-        <w:pStyle w:val="ListParagraph"/>
-        <w:numPr>
-          <w:ilvl w:val="0"/>
-          <w:numId w:val="2"/>
-        </w:numPr>
-        <w:spacing w:after="15" w:line="240"/>
-      </w:pPr>
-      <w:r>
-        <w:rPr>
-          <w:rFonts w:ascii="Cambria" w:cs="Cambria" w:eastAsia="Cambria" w:hAnsi="Cambria"/>
-          <w:color w:val="222222"/>
-          <w:sz w:val="20"/>
-          <w:szCs w:val="20"/>
-        </w:rPr>
-        <w:t xml:space="preserve">Shaped go-to-market strategy through strategic partnerships and outbound campaigns, opening new channels and high-value accounts.</w:t>
+        <w:t xml:space="preserve">Automated the sales process with AI from prospecting to close; built an internal billing system and an AI help-desk agent (Slack + Jira) with Claude Code and APIs.</w:t>
+      </w:r>
+    </w:p>
+    <w:p>
+      <w:pPr>
+        <w:pStyle w:val="ListParagraph"/>
+        <w:numPr>
+          <w:ilvl w:val="0"/>
+          <w:numId w:val="2"/>
+        </w:numPr>
+        <w:spacing w:after="15" w:line="240"/>
+      </w:pPr>
+      <w:r>
+        <w:rPr>
+          <w:rFonts w:ascii="Cambria" w:cs="Cambria" w:eastAsia="Cambria" w:hAnsi="Cambria"/>
+          <w:color w:val="222222"/>
+          <w:sz w:val="20"/>
+          <w:szCs w:val="20"/>
+        </w:rPr>
+        <w:t xml:space="preserve">Drove sustainability enablement for 800+ SMEs through central-bank and multilateral programmes, including Bank Negara Malaysia’s Greening Value Chain (GVC) and Greening Halal Business (GHB).</w:t>
       </w:r>
     </w:p>
     <w:p>
@@ -554,7 +571,7 @@
           <w:sz w:val="20"/>
           <w:szCs w:val="20"/>
         </w:rPr>
-        <w:t xml:space="preserve">Led client acquisition and business development, including high-impact pitches across key verticals.</w:t>
+        <w:t xml:space="preserve">Managed client accounts worth USD 5,000+, joined client pitches and supported deals through to close.</w:t>
       </w:r>
     </w:p>
     <w:p>
@@ -659,7 +676,7 @@
           <w:sz w:val="20"/>
           <w:szCs w:val="20"/>
         </w:rPr>
-        <w:t xml:space="preserve">Qualified and delivered high-quality leads to the sales team, consistently exceeding performance targets.</w:t>
+        <w:t xml:space="preserve">Sourced, qualified and handed over leads to the sales team, exceeding performance targets.</w:t>
       </w:r>
     </w:p>
     <w:p>
@@ -856,16 +873,16 @@
           <w:sz w:val="20"/>
           <w:szCs w:val="20"/>
         </w:rPr>
-        <w:t xml:space="preserve">Go-to-Market &amp; Sales: </w:t>
-      </w:r>
-      <w:r>
-        <w:rPr>
-          <w:rFonts w:ascii="Cambria" w:cs="Cambria" w:eastAsia="Cambria" w:hAnsi="Cambria"/>
-          <w:color w:val="222222"/>
-          <w:sz w:val="20"/>
-          <w:szCs w:val="20"/>
-        </w:rPr>
-        <w:t xml:space="preserve">GTM strategy, market entry, B2B enterprise sales, full-cycle sales, pipeline generation, account research, product demos, RFP/RFQ, proposals, strategic and channel partnerships, sales enablement, CRM</w:t>
+        <w:t xml:space="preserve">Sales &amp; Business Development: </w:t>
+      </w:r>
+      <w:r>
+        <w:rPr>
+          <w:rFonts w:ascii="Cambria" w:cs="Cambria" w:eastAsia="Cambria" w:hAnsi="Cambria"/>
+          <w:color w:val="222222"/>
+          <w:sz w:val="20"/>
+          <w:szCs w:val="20"/>
+        </w:rPr>
+        <w:t xml:space="preserve">B2B enterprise sales, full-cycle sales, prospecting, discovery, pipeline generation, product demos, RFP/RFQ, proposals, account management, strategic and channel partnerships, market entry, GTM strategy</w:t>
       </w:r>
     </w:p>
     <w:p>
@@ -881,16 +898,16 @@
           <w:sz w:val="20"/>
           <w:szCs w:val="20"/>
         </w:rPr>
-        <w:t xml:space="preserve">AI &amp; GTM Engineering: </w:t>
-      </w:r>
-      <w:r>
-        <w:rPr>
-          <w:rFonts w:ascii="Cambria" w:cs="Cambria" w:eastAsia="Cambria" w:hAnsi="Cambria"/>
-          <w:color w:val="222222"/>
-          <w:sz w:val="20"/>
-          <w:szCs w:val="20"/>
-        </w:rPr>
-        <w:t xml:space="preserve">GTM engineering, outbound and sales process automation, lead enrichment, AI agents, generative AI (Claude, Gemini), Slack and Jira integrations</w:t>
+        <w:t xml:space="preserve">AI &amp; Tools: </w:t>
+      </w:r>
+      <w:r>
+        <w:rPr>
+          <w:rFonts w:ascii="Cambria" w:cs="Cambria" w:eastAsia="Cambria" w:hAnsi="Cambria"/>
+          <w:color w:val="222222"/>
+          <w:sz w:val="20"/>
+          <w:szCs w:val="20"/>
+        </w:rPr>
+        <w:t xml:space="preserve">Claude Code, Claude and Gemini APIs, AI agents, sales automation, CRM, Slack, Jira, Google Workspace</w:t>
       </w:r>
     </w:p>
     <w:p>

--- a/Kasib/Kasib_Cassim_CV_Stanford.docx
+++ b/Kasib/Kasib_Cassim_CV_Stanford.docx
@@ -56,7 +56,7 @@
         </w:rPr>
         <w:t xml:space="preserve">   |   </w:t>
       </w:r>
-      <w:hyperlink w:history="1" r:id="rIdrwv4j-g_wxoffuthhuule">
+      <w:hyperlink w:history="1" r:id="rIdh3gyifdmy5x_s103rctq8">
         <w:r>
           <w:rPr>
             <w:rFonts w:ascii="Cambria" w:cs="Cambria" w:eastAsia="Cambria" w:hAnsi="Cambria"/>
@@ -82,17 +82,15 @@
           <w:color w:val="222222"/>
           <w:sz w:val="20"/>
           <w:szCs w:val="20"/>
-          <w:highlight w:val="yellow"/>
-          <w:highlightCs w:val="yellow"/>
-        </w:rPr>
-        <w:t xml:space="preserve">+971 56 406 165</w:t>
+        </w:rPr>
+        <w:t xml:space="preserve">+971 56 540 6165</w:t>
       </w:r>
     </w:p>
     <w:p>
       <w:pPr>
         <w:spacing w:after="40"/>
       </w:pPr>
-      <w:hyperlink w:history="1" r:id="rIdomfev6_qlzprfp9kjgb-b">
+      <w:hyperlink w:history="1" r:id="rId9yqtkm_5nwipb7ekquo35">
         <w:r>
           <w:rPr>
             <w:rFonts w:ascii="Cambria" w:cs="Cambria" w:eastAsia="Cambria" w:hAnsi="Cambria"/>

--- a/Kasib/Kasib_Cassim_CV_Stanford.docx
+++ b/Kasib/Kasib_Cassim_CV_Stanford.docx
@@ -56,7 +56,7 @@
         </w:rPr>
         <w:t xml:space="preserve">   |   </w:t>
       </w:r>
-      <w:hyperlink w:history="1" r:id="rIdh3gyifdmy5x_s103rctq8">
+      <w:hyperlink w:history="1" r:id="rIdxjql8qlwp7yhzceo3grpa">
         <w:r>
           <w:rPr>
             <w:rFonts w:ascii="Cambria" w:cs="Cambria" w:eastAsia="Cambria" w:hAnsi="Cambria"/>
@@ -90,7 +90,7 @@
       <w:pPr>
         <w:spacing w:after="40"/>
       </w:pPr>
-      <w:hyperlink w:history="1" r:id="rId9yqtkm_5nwipb7ekquo35">
+      <w:hyperlink w:history="1" r:id="rIdkfncddluradlioql0p2b4">
         <w:r>
           <w:rPr>
             <w:rFonts w:ascii="Cambria" w:cs="Cambria" w:eastAsia="Cambria" w:hAnsi="Cambria"/>
